--- a/preview/docxs/50-brand-storyteller.docx
+++ b/preview/docxs/50-brand-storyteller.docx
@@ -544,7 +544,7 @@
         </w:rPr>
         <w:t xml:space="preserve">Demo: </w:t>
       </w:r>
-      <w:hyperlink w:history="1" r:id="rIdlfwkvzx0fxqmcd7wm-x_h">
+      <w:hyperlink w:history="1" r:id="rIdbvxl3w1h1xm-9nykksyis">
         <w:r>
           <w:rPr>
             <w:color w:val="7c3aed"/>
@@ -572,7 +572,7 @@
         </w:rPr>
         <w:t xml:space="preserve">Code: </w:t>
       </w:r>
-      <w:hyperlink w:history="1" r:id="rIdxbzkhfuls1rs7i7-fravj">
+      <w:hyperlink w:history="1" r:id="rId2kdnqhbznfjekrfe2tfm9">
         <w:r>
           <w:rPr>
             <w:color w:val="7c3aed"/>
@@ -662,7 +662,7 @@
         </w:rPr>
         <w:t xml:space="preserve">Demo: </w:t>
       </w:r>
-      <w:hyperlink w:history="1" r:id="rIdwvhiprcfd-nc0ztxcmi2o">
+      <w:hyperlink w:history="1" r:id="rIdyd-i4fm0lhe4glzvua7gq">
         <w:r>
           <w:rPr>
             <w:color w:val="7c3aed"/>
@@ -1096,7 +1096,7 @@
         </w:rPr>
         <w:t xml:space="preserve">Portfolio: </w:t>
       </w:r>
-      <w:hyperlink w:history="1" r:id="rIdbhmcotwk24qcmhjuvnm1a">
+      <w:hyperlink w:history="1" r:id="rIdhczkafrq0tz4skyqj0cvx">
         <w:r>
           <w:rPr>
             <w:color w:val="7c3aed"/>
